--- a/HCM_KS25_CNTT6_HuynhMinhPhat_04.docx
+++ b/HCM_KS25_CNTT6_HuynhMinhPhat_04.docx
@@ -87,7 +87,7 @@
           <w:sz w:val="32"/>
           <w:szCs w:val="32"/>
         </w:rPr>
-        <w:t>PHẦN 1: PHÂN TÍCH YÊU CẦU</w:t>
+        <w:t>PHÂN TÍCH YÊU CẦU</w:t>
       </w:r>
     </w:p>
     <w:tbl>
@@ -2878,6 +2878,7 @@
         <w:rPr>
           <w:b/>
           <w:bCs/>
+          <w:noProof/>
         </w:rPr>
         <w:drawing>
           <wp:inline distT="0" distB="0" distL="0" distR="0" wp14:anchorId="15B13F50" wp14:editId="4BD6A9CB">
@@ -2929,6 +2930,8 @@
         <w:rPr>
           <w:b/>
           <w:bCs/>
+          <w:sz w:val="32"/>
+          <w:szCs w:val="32"/>
         </w:rPr>
       </w:pPr>
       <w:proofErr w:type="spellStart"/>
@@ -2936,6 +2939,8 @@
         <w:rPr>
           <w:b/>
           <w:bCs/>
+          <w:sz w:val="32"/>
+          <w:szCs w:val="32"/>
         </w:rPr>
         <w:lastRenderedPageBreak/>
         <w:t>Thiết</w:t>
@@ -2945,6 +2950,8 @@
         <w:rPr>
           <w:b/>
           <w:bCs/>
+          <w:sz w:val="32"/>
+          <w:szCs w:val="32"/>
         </w:rPr>
         <w:t xml:space="preserve"> </w:t>
       </w:r>
@@ -2953,6 +2960,8 @@
         <w:rPr>
           <w:b/>
           <w:bCs/>
+          <w:sz w:val="32"/>
+          <w:szCs w:val="32"/>
         </w:rPr>
         <w:t>kế</w:t>
       </w:r>
@@ -2961,6 +2970,8 @@
         <w:rPr>
           <w:b/>
           <w:bCs/>
+          <w:sz w:val="32"/>
+          <w:szCs w:val="32"/>
         </w:rPr>
         <w:t xml:space="preserve"> ERD</w:t>
       </w:r>
@@ -2978,10 +2989,10 @@
           <w:bCs/>
         </w:rPr>
         <w:drawing>
-          <wp:inline distT="0" distB="0" distL="0" distR="0" wp14:anchorId="79CF718A" wp14:editId="0C223994">
-            <wp:extent cx="5943600" cy="3771265"/>
-            <wp:effectExtent l="0" t="0" r="0" b="635"/>
-            <wp:docPr id="515959686" name="Picture 1"/>
+          <wp:inline distT="0" distB="0" distL="0" distR="0" wp14:anchorId="47C572BF" wp14:editId="67BB541D">
+            <wp:extent cx="5943600" cy="3822065"/>
+            <wp:effectExtent l="0" t="0" r="0" b="6985"/>
+            <wp:docPr id="1790246877" name="Picture 1"/>
             <wp:cNvGraphicFramePr>
               <a:graphicFrameLocks xmlns:a="http://schemas.openxmlformats.org/drawingml/2006/main" noChangeAspect="1"/>
             </wp:cNvGraphicFramePr>
@@ -2989,7 +3000,7 @@
               <a:graphicData uri="http://schemas.openxmlformats.org/drawingml/2006/picture">
                 <pic:pic xmlns:pic="http://schemas.openxmlformats.org/drawingml/2006/picture">
                   <pic:nvPicPr>
-                    <pic:cNvPr id="515959686" name=""/>
+                    <pic:cNvPr id="1790246877" name=""/>
                     <pic:cNvPicPr/>
                   </pic:nvPicPr>
                   <pic:blipFill>
@@ -3001,7 +3012,7 @@
                   <pic:spPr>
                     <a:xfrm>
                       <a:off x="0" y="0"/>
-                      <a:ext cx="5943600" cy="3771265"/>
+                      <a:ext cx="5943600" cy="3822065"/>
                     </a:xfrm>
                     <a:prstGeom prst="rect">
                       <a:avLst/>
@@ -3012,6 +3023,25 @@
             </a:graphic>
           </wp:inline>
         </w:drawing>
+      </w:r>
+    </w:p>
+    <w:p/>
+    <w:p>
+      <w:pPr>
+        <w:rPr>
+          <w:b/>
+          <w:bCs/>
+        </w:rPr>
+      </w:pPr>
+    </w:p>
+    <w:p>
+      <w:pPr>
+        <w:tabs>
+          <w:tab w:val="left" w:pos="1269"/>
+        </w:tabs>
+      </w:pPr>
+      <w:r>
+        <w:tab/>
       </w:r>
     </w:p>
     <w:sectPr>
